--- a/sample-documents/10-tax-forms-knowledge-article.docx
+++ b/sample-documents/10-tax-forms-knowledge-article.docx
@@ -4,7 +4,7 @@
   <w:body>
     <w:p>
       <w:r>
-        <w:t>Tax Forms Knowledge Article. Business area: Forms. Audience: Customer. Content owner: Zahil John. Last reviewed age days: 395. Guidance for common tax forms, document download paths, and seasonal servicing questions.</w:t>
+        <w:t>Tax Forms Knowledge Article. Business area: Forms. Audience: Customer. Content owner: Content Owner 03. Author: Sample Author 08. Language: French. Country of origin: Canada. Sentiment: Neutral. Approval status: Review Required. Last reviewed age days: 395. Guide des formulaires fiscaux courants et des chemins de telechargement. Certaines dates saisonnieres doivent etre confirmees avant publication.</w:t>
       </w:r>
     </w:p>
   </w:body>
